--- a/tillsyn/A 63149-2025 tillsynsbegäran.docx
+++ b/tillsyn/A 63149-2025 tillsynsbegäran.docx
@@ -515,7 +515,7 @@
     <w:r>
       <w:tab/>
       <w:tab/>
-      <w:t>2026-09-14</w:t>
+      <w:t>2026-09-15</w:t>
       <w:br/>
       <w:br/>
     </w:r>

--- a/tillsyn/A 63149-2025 tillsynsbegäran.docx
+++ b/tillsyn/A 63149-2025 tillsynsbegäran.docx
@@ -515,7 +515,7 @@
     <w:r>
       <w:tab/>
       <w:tab/>
-      <w:t>2026-09-15</w:t>
+      <w:t>2026-09-16</w:t>
       <w:br/>
       <w:br/>
     </w:r>

--- a/tillsyn/A 63149-2025 tillsynsbegäran.docx
+++ b/tillsyn/A 63149-2025 tillsynsbegäran.docx
@@ -515,7 +515,7 @@
     <w:r>
       <w:tab/>
       <w:tab/>
-      <w:t>2026-09-16</w:t>
+      <w:t>2026-09-17</w:t>
       <w:br/>
       <w:br/>
     </w:r>

--- a/tillsyn/A 63149-2025 tillsynsbegäran.docx
+++ b/tillsyn/A 63149-2025 tillsynsbegäran.docx
@@ -515,7 +515,7 @@
     <w:r>
       <w:tab/>
       <w:tab/>
-      <w:t>2026-09-17</w:t>
+      <w:t>2026-09-18</w:t>
       <w:br/>
       <w:br/>
     </w:r>

--- a/tillsyn/A 63149-2025 tillsynsbegäran.docx
+++ b/tillsyn/A 63149-2025 tillsynsbegäran.docx
@@ -515,7 +515,7 @@
     <w:r>
       <w:tab/>
       <w:tab/>
-      <w:t>2026-09-18</w:t>
+      <w:t>2026-09-19</w:t>
       <w:br/>
       <w:br/>
     </w:r>

--- a/tillsyn/A 63149-2025 tillsynsbegäran.docx
+++ b/tillsyn/A 63149-2025 tillsynsbegäran.docx
@@ -515,7 +515,7 @@
     <w:r>
       <w:tab/>
       <w:tab/>
-      <w:t>2026-09-19</w:t>
+      <w:t>2026-09-21</w:t>
       <w:br/>
       <w:br/>
     </w:r>

--- a/tillsyn/A 63149-2025 tillsynsbegäran.docx
+++ b/tillsyn/A 63149-2025 tillsynsbegäran.docx
@@ -515,7 +515,7 @@
     <w:r>
       <w:tab/>
       <w:tab/>
-      <w:t>2026-09-21</w:t>
+      <w:t>2026-09-23</w:t>
       <w:br/>
       <w:br/>
     </w:r>

--- a/tillsyn/A 63149-2025 tillsynsbegäran.docx
+++ b/tillsyn/A 63149-2025 tillsynsbegäran.docx
@@ -515,7 +515,7 @@
     <w:r>
       <w:tab/>
       <w:tab/>
-      <w:t>2026-09-23</w:t>
+      <w:t>2026-09-24</w:t>
       <w:br/>
       <w:br/>
     </w:r>

--- a/tillsyn/A 63149-2025 tillsynsbegäran.docx
+++ b/tillsyn/A 63149-2025 tillsynsbegäran.docx
@@ -515,7 +515,7 @@
     <w:r>
       <w:tab/>
       <w:tab/>
-      <w:t>2026-09-24</w:t>
+      <w:t>2026-09-25</w:t>
       <w:br/>
       <w:br/>
     </w:r>

--- a/tillsyn/A 63149-2025 tillsynsbegäran.docx
+++ b/tillsyn/A 63149-2025 tillsynsbegäran.docx
@@ -515,7 +515,7 @@
     <w:r>
       <w:tab/>
       <w:tab/>
-      <w:t>2026-09-25</w:t>
+      <w:t>2026-09-26</w:t>
       <w:br/>
       <w:br/>
     </w:r>

--- a/tillsyn/A 63149-2025 tillsynsbegäran.docx
+++ b/tillsyn/A 63149-2025 tillsynsbegäran.docx
@@ -515,7 +515,7 @@
     <w:r>
       <w:tab/>
       <w:tab/>
-      <w:t>2026-09-26</w:t>
+      <w:t>2026-09-27</w:t>
       <w:br/>
       <w:br/>
     </w:r>

--- a/tillsyn/A 63149-2025 tillsynsbegäran.docx
+++ b/tillsyn/A 63149-2025 tillsynsbegäran.docx
@@ -515,7 +515,7 @@
     <w:r>
       <w:tab/>
       <w:tab/>
-      <w:t>2026-09-27</w:t>
+      <w:t>2026-09-28</w:t>
       <w:br/>
       <w:br/>
     </w:r>

--- a/tillsyn/A 63149-2025 tillsynsbegäran.docx
+++ b/tillsyn/A 63149-2025 tillsynsbegäran.docx
@@ -515,7 +515,7 @@
     <w:r>
       <w:tab/>
       <w:tab/>
-      <w:t>2026-09-28</w:t>
+      <w:t>2026-09-29</w:t>
       <w:br/>
       <w:br/>
     </w:r>

--- a/tillsyn/A 63149-2025 tillsynsbegäran.docx
+++ b/tillsyn/A 63149-2025 tillsynsbegäran.docx
@@ -515,7 +515,7 @@
     <w:r>
       <w:tab/>
       <w:tab/>
-      <w:t>2026-09-29</w:t>
+      <w:t>2026-09-30</w:t>
       <w:br/>
       <w:br/>
     </w:r>

--- a/tillsyn/A 63149-2025 tillsynsbegäran.docx
+++ b/tillsyn/A 63149-2025 tillsynsbegäran.docx
@@ -515,7 +515,7 @@
     <w:r>
       <w:tab/>
       <w:tab/>
-      <w:t>2026-09-30</w:t>
+      <w:t>2026-10-01</w:t>
       <w:br/>
       <w:br/>
     </w:r>

--- a/tillsyn/A 63149-2025 tillsynsbegäran.docx
+++ b/tillsyn/A 63149-2025 tillsynsbegäran.docx
@@ -515,7 +515,7 @@
     <w:r>
       <w:tab/>
       <w:tab/>
-      <w:t>2026-10-01</w:t>
+      <w:t>2026-10-02</w:t>
       <w:br/>
       <w:br/>
     </w:r>

--- a/tillsyn/A 63149-2025 tillsynsbegäran.docx
+++ b/tillsyn/A 63149-2025 tillsynsbegäran.docx
@@ -515,7 +515,7 @@
     <w:r>
       <w:tab/>
       <w:tab/>
-      <w:t>2026-10-02</w:t>
+      <w:t>2026-10-03</w:t>
       <w:br/>
       <w:br/>
     </w:r>

--- a/tillsyn/A 63149-2025 tillsynsbegäran.docx
+++ b/tillsyn/A 63149-2025 tillsynsbegäran.docx
@@ -515,7 +515,7 @@
     <w:r>
       <w:tab/>
       <w:tab/>
-      <w:t>2026-10-03</w:t>
+      <w:t>2026-10-04</w:t>
       <w:br/>
       <w:br/>
     </w:r>

--- a/tillsyn/A 63149-2025 tillsynsbegäran.docx
+++ b/tillsyn/A 63149-2025 tillsynsbegäran.docx
@@ -515,7 +515,7 @@
     <w:r>
       <w:tab/>
       <w:tab/>
-      <w:t>2026-10-04</w:t>
+      <w:t>2026-10-05</w:t>
       <w:br/>
       <w:br/>
     </w:r>

--- a/tillsyn/A 63149-2025 tillsynsbegäran.docx
+++ b/tillsyn/A 63149-2025 tillsynsbegäran.docx
@@ -515,7 +515,7 @@
     <w:r>
       <w:tab/>
       <w:tab/>
-      <w:t>2026-10-05</w:t>
+      <w:t>2026-10-06</w:t>
       <w:br/>
       <w:br/>
     </w:r>

--- a/tillsyn/A 63149-2025 tillsynsbegäran.docx
+++ b/tillsyn/A 63149-2025 tillsynsbegäran.docx
@@ -515,7 +515,7 @@
     <w:r>
       <w:tab/>
       <w:tab/>
-      <w:t>2026-10-06</w:t>
+      <w:t>2026-10-07</w:t>
       <w:br/>
       <w:br/>
     </w:r>

--- a/tillsyn/A 63149-2025 tillsynsbegäran.docx
+++ b/tillsyn/A 63149-2025 tillsynsbegäran.docx
@@ -515,7 +515,7 @@
     <w:r>
       <w:tab/>
       <w:tab/>
-      <w:t>2026-10-07</w:t>
+      <w:t>2026-10-08</w:t>
       <w:br/>
       <w:br/>
     </w:r>

--- a/tillsyn/A 63149-2025 tillsynsbegäran.docx
+++ b/tillsyn/A 63149-2025 tillsynsbegäran.docx
@@ -515,7 +515,7 @@
     <w:r>
       <w:tab/>
       <w:tab/>
-      <w:t>2026-10-08</w:t>
+      <w:t>2026-10-09</w:t>
       <w:br/>
       <w:br/>
     </w:r>

--- a/tillsyn/A 63149-2025 tillsynsbegäran.docx
+++ b/tillsyn/A 63149-2025 tillsynsbegäran.docx
@@ -515,7 +515,7 @@
     <w:r>
       <w:tab/>
       <w:tab/>
-      <w:t>2026-10-09</w:t>
+      <w:t>2026-10-10</w:t>
       <w:br/>
       <w:br/>
     </w:r>

--- a/tillsyn/A 63149-2025 tillsynsbegäran.docx
+++ b/tillsyn/A 63149-2025 tillsynsbegäran.docx
@@ -515,7 +515,7 @@
     <w:r>
       <w:tab/>
       <w:tab/>
-      <w:t>2026-10-10</w:t>
+      <w:t>2026-10-11</w:t>
       <w:br/>
       <w:br/>
     </w:r>

--- a/tillsyn/A 63149-2025 tillsynsbegäran.docx
+++ b/tillsyn/A 63149-2025 tillsynsbegäran.docx
@@ -515,7 +515,7 @@
     <w:r>
       <w:tab/>
       <w:tab/>
-      <w:t>2026-10-11</w:t>
+      <w:t>2026-10-12</w:t>
       <w:br/>
       <w:br/>
     </w:r>

--- a/tillsyn/A 63149-2025 tillsynsbegäran.docx
+++ b/tillsyn/A 63149-2025 tillsynsbegäran.docx
@@ -515,7 +515,7 @@
     <w:r>
       <w:tab/>
       <w:tab/>
-      <w:t>2026-10-12</w:t>
+      <w:t>2026-10-13</w:t>
       <w:br/>
       <w:br/>
     </w:r>

--- a/tillsyn/A 63149-2025 tillsynsbegäran.docx
+++ b/tillsyn/A 63149-2025 tillsynsbegäran.docx
@@ -515,7 +515,7 @@
     <w:r>
       <w:tab/>
       <w:tab/>
-      <w:t>2026-10-13</w:t>
+      <w:t>2026-10-14</w:t>
       <w:br/>
       <w:br/>
     </w:r>

--- a/tillsyn/A 63149-2025 tillsynsbegäran.docx
+++ b/tillsyn/A 63149-2025 tillsynsbegäran.docx
@@ -515,7 +515,7 @@
     <w:r>
       <w:tab/>
       <w:tab/>
-      <w:t>2026-10-14</w:t>
+      <w:t>2026-10-15</w:t>
       <w:br/>
       <w:br/>
     </w:r>

--- a/tillsyn/A 63149-2025 tillsynsbegäran.docx
+++ b/tillsyn/A 63149-2025 tillsynsbegäran.docx
@@ -515,7 +515,7 @@
     <w:r>
       <w:tab/>
       <w:tab/>
-      <w:t>2026-10-15</w:t>
+      <w:t>2026-10-16</w:t>
       <w:br/>
       <w:br/>
     </w:r>

--- a/tillsyn/A 63149-2025 tillsynsbegäran.docx
+++ b/tillsyn/A 63149-2025 tillsynsbegäran.docx
@@ -515,7 +515,7 @@
     <w:r>
       <w:tab/>
       <w:tab/>
-      <w:t>2026-10-16</w:t>
+      <w:t>2026-10-17</w:t>
       <w:br/>
       <w:br/>
     </w:r>

--- a/tillsyn/A 63149-2025 tillsynsbegäran.docx
+++ b/tillsyn/A 63149-2025 tillsynsbegäran.docx
@@ -515,7 +515,7 @@
     <w:r>
       <w:tab/>
       <w:tab/>
-      <w:t>2026-10-17</w:t>
+      <w:t>2026-10-18</w:t>
       <w:br/>
       <w:br/>
     </w:r>

--- a/tillsyn/A 63149-2025 tillsynsbegäran.docx
+++ b/tillsyn/A 63149-2025 tillsynsbegäran.docx
@@ -515,7 +515,7 @@
     <w:r>
       <w:tab/>
       <w:tab/>
-      <w:t>2026-10-18</w:t>
+      <w:t>2026-10-19</w:t>
       <w:br/>
       <w:br/>
     </w:r>

--- a/tillsyn/A 63149-2025 tillsynsbegäran.docx
+++ b/tillsyn/A 63149-2025 tillsynsbegäran.docx
@@ -515,7 +515,7 @@
     <w:r>
       <w:tab/>
       <w:tab/>
-      <w:t>2026-10-19</w:t>
+      <w:t>2026-10-20</w:t>
       <w:br/>
       <w:br/>
     </w:r>

--- a/tillsyn/A 63149-2025 tillsynsbegäran.docx
+++ b/tillsyn/A 63149-2025 tillsynsbegäran.docx
@@ -515,7 +515,7 @@
     <w:r>
       <w:tab/>
       <w:tab/>
-      <w:t>2026-10-20</w:t>
+      <w:t>2026-10-21</w:t>
       <w:br/>
       <w:br/>
     </w:r>

--- a/tillsyn/A 63149-2025 tillsynsbegäran.docx
+++ b/tillsyn/A 63149-2025 tillsynsbegäran.docx
@@ -515,7 +515,7 @@
     <w:r>
       <w:tab/>
       <w:tab/>
-      <w:t>2026-10-21</w:t>
+      <w:t>2026-10-22</w:t>
       <w:br/>
       <w:br/>
     </w:r>

--- a/tillsyn/A 63149-2025 tillsynsbegäran.docx
+++ b/tillsyn/A 63149-2025 tillsynsbegäran.docx
@@ -515,7 +515,7 @@
     <w:r>
       <w:tab/>
       <w:tab/>
-      <w:t>2026-10-22</w:t>
+      <w:t>2026-10-23</w:t>
       <w:br/>
       <w:br/>
     </w:r>

--- a/tillsyn/A 63149-2025 tillsynsbegäran.docx
+++ b/tillsyn/A 63149-2025 tillsynsbegäran.docx
@@ -60,12 +60,12 @@
         <w:spacing w:after="240"/>
       </w:pPr>
       <w:r>
-        <w:t>Figur 1. Fyndplatser för naturvårdsarter i och inom 19 meter från avverkningsanmälan. Markörer utan svart kant är placerade på fyndplatsen. Markörer med svart kant är placerade vid sidan av fyndplatsen och har ett svart streck som visar fyndplatsens exakta position. Kartans mittpunktskoordinat är N 6367762, E 716749 i SWEREF 99 TM.</w:t>
+        <w:t>Figur 1. Fyndplatser för naturvårdsarter i och inom 24 meter från avverkningsanmälan. Markörer utan svart kant är placerade på fyndplatsen. Markörer med svart kant är placerade vid sidan av fyndplatsen och har ett svart streck som visar fyndplatsens exakta position. Kartans mittpunktskoordinat är N 6367762, E 716749 i SWEREF 99 TM.</w:t>
       </w:r>
     </w:p>
     <w:p>
       <w:r>
-        <w:t>I och inom 19 meter från avverkningsanmälan finns fynd av 13 naturvårdsarter, varav 6 är rödlistade, 7 är fridlysta, 3 är typiska (T) och 2 är signalarter (S): backtimjan (NT), berggräsfjäril (NT), dårgräsfjäril (NT, §4a), gulsparv (NT, §4), solvända (NT), svinrot (NT), anisspindling (S), skogsknipprot (S, T, §8), ormbär (T), spillkråka (T, §4), fläcknycklar (§8), nattviol (§8) och sankt pers nycklar (§8). Se Figur 1.</w:t>
+        <w:t>I och inom 24 meter från avverkningsanmälan finns fynd av 15 naturvårdsarter, varav 8 är rödlistade, 8 är fridlysta, 3 är typiska (T) och 2 är signalarter (S): backsippa (VU, §8), backtimjan (NT), berggräsfjäril (NT), dårgräsfjäril (NT, §4a), gulsparv (NT, §4), odörspindling (NT), solvända (NT), svinrot (NT), anisspindling (S), skogsknipprot (S, T, §8), ormbär (T), spillkråka (T, §4), fläcknycklar (§8), nattviol (§8) och sankt pers nycklar (§8). Se Figur 1.</w:t>
       </w:r>
     </w:p>
     <w:p>
@@ -108,6 +108,17 @@
       </w:r>
       <w:r>
         <w:t xml:space="preserve"> är rödlistad som nära hotad, fridlyst enligt 4a§ artskyddsförordningen och omfattas av bilaga 4 EU:s art- och habitatdirektiv vilket innebär ett strikt skydd där hela livsmiljön ska bevaras. Sedan 2005 omfattas dårgräsfjärilen av ett åtgärdsprogram för hotade arter (SLU Artdatabanken, 2024; Bergman, 2005). Hanar av dårgräsfjärilen ses ofta patrullera längs med bryn och vägar medan ägg-, larv- och puppstadier sker i bryn och i mindre gläntor inne i skogen. Speciellt äggen är uttorkningskänsliga och arten överlever inte kalavverkning (SLU Artdatabanken, 2024).</w:t>
+      </w:r>
+    </w:p>
+    <w:p>
+      <w:r>
+        <w:rPr>
+          <w:b/>
+        </w:rPr>
+        <w:t>Odörspindling (NT)</w:t>
+      </w:r>
+      <w:r>
+        <w:t xml:space="preserve"> bildar mykorrhiza med gran och tall i örtrik kalkbarrskog. Den uppträder huvudsakligen i äldre barrskogar så kallade ”bondeskogar” med en lång trädkontinuitet. Minskningstakten uppgår till 15 % inom 50 år och bedöms vara nära gränsvärdet för Sårbar (VU). (A2c+3c+4c). Virkesrika, äldre barrskogar med hög bonitet, på bättre jordar är en bristvara i befintliga, skyddade områden i Sverige och fler örtrika barrskogar med trädkontinuitet måste skyddas i större utsträckning än vad som tidigare gjorts. Områden med odörspindling bör inte gallras eller plockhuggas om inte huggningen efterföljs av skogsbete (SLU Artdatabanken, 2024).</w:t>
       </w:r>
     </w:p>
     <w:p>
@@ -515,7 +526,7 @@
     <w:r>
       <w:tab/>
       <w:tab/>
-      <w:t>2026-10-23</w:t>
+      <w:t>2026-10-24</w:t>
       <w:br/>
       <w:br/>
     </w:r>

--- a/tillsyn/A 63149-2025 tillsynsbegäran.docx
+++ b/tillsyn/A 63149-2025 tillsynsbegäran.docx
@@ -526,7 +526,7 @@
     <w:r>
       <w:tab/>
       <w:tab/>
-      <w:t>2026-10-24</w:t>
+      <w:t>2026-10-25</w:t>
       <w:br/>
       <w:br/>
     </w:r>

--- a/tillsyn/A 63149-2025 tillsynsbegäran.docx
+++ b/tillsyn/A 63149-2025 tillsynsbegäran.docx
@@ -526,7 +526,7 @@
     <w:r>
       <w:tab/>
       <w:tab/>
-      <w:t>2026-10-25</w:t>
+      <w:t>2026-10-26</w:t>
       <w:br/>
       <w:br/>
     </w:r>

--- a/tillsyn/A 63149-2025 tillsynsbegäran.docx
+++ b/tillsyn/A 63149-2025 tillsynsbegäran.docx
@@ -526,7 +526,7 @@
     <w:r>
       <w:tab/>
       <w:tab/>
-      <w:t>2026-10-26</w:t>
+      <w:t>2026-10-27</w:t>
       <w:br/>
       <w:br/>
     </w:r>

--- a/tillsyn/A 63149-2025 tillsynsbegäran.docx
+++ b/tillsyn/A 63149-2025 tillsynsbegäran.docx
@@ -526,7 +526,7 @@
     <w:r>
       <w:tab/>
       <w:tab/>
-      <w:t>2026-10-27</w:t>
+      <w:t>2026-10-28</w:t>
       <w:br/>
       <w:br/>
     </w:r>

--- a/tillsyn/A 63149-2025 tillsynsbegäran.docx
+++ b/tillsyn/A 63149-2025 tillsynsbegäran.docx
@@ -526,7 +526,7 @@
     <w:r>
       <w:tab/>
       <w:tab/>
-      <w:t>2026-10-28</w:t>
+      <w:t>2026-10-29</w:t>
       <w:br/>
       <w:br/>
     </w:r>

--- a/tillsyn/A 63149-2025 tillsynsbegäran.docx
+++ b/tillsyn/A 63149-2025 tillsynsbegäran.docx
@@ -526,7 +526,7 @@
     <w:r>
       <w:tab/>
       <w:tab/>
-      <w:t>2026-10-29</w:t>
+      <w:t>2026-10-31</w:t>
       <w:br/>
       <w:br/>
     </w:r>
